--- a/en/wisdom-stories/weeds-must-be-pulled-from-the-root.docx
+++ b/en/wisdom-stories/weeds-must-be-pulled-from-the-root.docx
@@ -4,106 +4,57 @@
   <w:body>
     <w:p>
       <w:pPr>
-        <w:spacing w:before="0" w:after="60"/>
-        <w:jc w:val="left"/>
+        <w:pStyle w:val="Title"/>
       </w:pPr>
       <w:r>
-        <w:rPr>
-          <w:rFonts w:ascii="Arial" w:hAnsi="Arial" w:eastAsia="Arial"/>
-          <w:i w:val="0"/>
-          <w:color w:val="000000"/>
-          <w:sz w:val="52"/>
-        </w:rPr>
-        <w:t>Weeds need to be uprooted</w:t>
+        <w:t>Pull Out the Roots</w:t>
+      </w:r>
+    </w:p>
+    <w:p>
+      <w:pPr/>
+      <w:r>
+        <w:t>During school holidays, we worked in our family garden. My late father wanted us to learn the value of effort, so he left us chores while he went to work. We watered the melons he had planted. For drinking water, we went to the well in our neighbor Uncle Aghasalim’s garden, since our own well water was unsuitable.</w:t>
       </w:r>
     </w:p>
     <w:p>
       <w:pPr>
-        <w:jc w:val="left"/>
+        <w:keepNext/>
       </w:pPr>
       <w:r>
-        <w:rPr>
-          <w:rFonts w:ascii="Arial" w:hAnsi="Arial" w:eastAsia="Arial"/>
-          <w:i w:val="0"/>
-          <w:color w:val="000000"/>
-          <w:sz w:val="22"/>
-        </w:rPr>
-        <w:t>When we were in school, we would spend our summer holidays in our garden with our family. My late father wanted to get us used to hard work. He would assign us garden chores on the days he was at work. He had planted a melon, and it was our duty to water it. Since the water in our well was not suitable for drinking, we would carry drinking water from the well in our neighbor, Uncle Aghasalim's garden.</w:t>
+        <w:t>We learned to turn the soil and clear the weeds, but they kept coming back. One day, Father explained, “You must work deeper. Until you remove the roots, the job isn’t finished.”</w:t>
       </w:r>
     </w:p>
     <w:p>
       <w:pPr>
-        <w:jc w:val="left"/>
+        <w:keepNext/>
+        <w:keepLines/>
+        <w:spacing w:before="160"/>
       </w:pPr>
       <w:r>
         <w:rPr>
-          <w:rFonts w:ascii="Arial" w:hAnsi="Arial" w:eastAsia="Arial"/>
-          <w:i w:val="0"/>
-          <w:color w:val="000000"/>
-          <w:sz w:val="22"/>
+          <w:b/>
         </w:rPr>
-        <w:t>We had learned to harrow the land. We also did weeding: we would turn the soil upside down with the help of a harrow, and crush and destroy the weeds. But they were not so easy to remove. One day, my father called us to him and explained: "If you want to destroy a weed, hit it deeply with the harrow; the work is not finished until you pull out its roots."</w:t>
+        <w:t>Moral:</w:t>
+      </w:r>
+      <w:r>
+        <w:t xml:space="preserve"> Deal with the roots of a problem or a bad habit. Clearing away only what shows above the surface does not stop it from returning.</w:t>
       </w:r>
     </w:p>
     <w:p>
       <w:pPr>
-        <w:pStyle w:val="Moral"/>
-        <w:keepNext/>
-        <w:keepLines/>
-        <w:widowControl/>
-        <w:spacing w:before="240" w:after="180" w:line="283" w:lineRule="auto"/>
-        <w:ind w:left="240" w:right="240"/>
-        <w:jc w:val="left"/>
-        <w:pBdr>
-          <w:top w:val="single" w:sz="8" w:space="7" w:color="E8D59A"/>
-          <w:left w:val="single" w:sz="32" w:space="11" w:color="C6A23A"/>
-          <w:bottom w:val="single" w:sz="8" w:space="7" w:color="E8D59A"/>
-          <w:right w:val="single" w:sz="8" w:space="11" w:color="E8D59A"/>
-        </w:pBdr>
-        <w:shd w:val="clear" w:color="auto" w:fill="FFF8E1"/>
+        <w:spacing w:after="80"/>
       </w:pPr>
       <w:r>
         <w:rPr>
-          <w:rFonts w:ascii="Arial" w:hAnsi="Arial" w:eastAsia="Arial" w:cs="Arial"/>
-          <w:b/>
-          <w:i w:val="0"/>
-          <w:color w:val="9A7417"/>
-          <w:sz w:val="22"/>
+          <w:i/>
+          <w:sz w:val="18"/>
         </w:rPr>
-        <w:t xml:space="preserve">Moral: </w:t>
-      </w:r>
-      <w:r>
-        <w:rPr>
-          <w:rFonts w:ascii="Arial" w:hAnsi="Arial" w:eastAsia="Arial" w:cs="Arial"/>
-          <w:b w:val="0"/>
-          <w:i w:val="0"/>
-          <w:color w:val="3F3826"/>
-          <w:sz w:val="22"/>
-        </w:rPr>
-        <w:t>If you do not uproot both the problem and the bad habit, the appearance of cleanliness is deceptive - after a while it will reappear.</w:t>
-      </w:r>
-    </w:p>
-    <w:p>
-      <w:pPr>
-        <w:keepLines/>
-        <w:widowControl/>
-        <w:spacing w:before="60" w:after="0" w:line="240" w:lineRule="auto"/>
-        <w:jc w:val="right"/>
-      </w:pPr>
-      <w:r>
-        <w:rPr>
-          <w:rFonts w:ascii="Arial" w:hAnsi="Arial" w:eastAsia="Arial" w:cs="Arial"/>
-          <w:b w:val="0"/>
-          <w:i/>
-          <w:color w:val="8A7950"/>
-          <w:sz w:val="17"/>
-        </w:rPr>
-        <w:t>The story was obtained from open Internet sources.</w:t>
+        <w:t>Source: Publicly available internet sources.</w:t>
       </w:r>
     </w:p>
     <w:sectPr>
       <w:pgSz w:w="12240" w:h="15840"/>
-      <w:pgMar w:top="1440" w:right="1440" w:bottom="1440" w:left="1440" w:header="708" w:footer="708" w:gutter="0"/>
+      <w:pgMar w:top="1080" w:right="1224" w:bottom="1080" w:left="1224" w:header="720" w:footer="720" w:gutter="0"/>
       <w:cols w:space="720"/>
       <w:docGrid w:linePitch="360"/>
     </w:sectPr>
@@ -475,12 +426,14 @@
     <w:qFormat/>
     <w:rsid w:val="00FC693F"/>
     <w:pPr>
-      <w:spacing w:before="0" w:after="160" w:line="276" w:lineRule="auto"/>
+      <w:widowControl/>
+      <w:spacing w:after="120" w:line="259" w:lineRule="auto"/>
     </w:pPr>
     <w:rPr>
-      <w:rFonts w:ascii="Arial" w:hAnsi="Arial" w:eastAsia="Arial"/>
+      <w:rFonts w:ascii="Arial" w:hAnsi="Arial"/>
       <w:color w:val="000000"/>
       <w:sz w:val="22"/>
+      <w:lang w:val="en-US"/>
     </w:rPr>
   </w:style>
   <w:style w:type="paragraph" w:styleId="Header">
@@ -824,18 +777,17 @@
     <w:qFormat/>
     <w:rsid w:val="00FC693F"/>
     <w:pPr>
-      <w:pBdr>
-        <w:bottom w:val="single" w:sz="8" w:space="4" w:color="4F81BD" w:themeColor="accent1"/>
-      </w:pBdr>
-      <w:spacing w:after="300" w:line="240" w:lineRule="auto"/>
+      <w:keepNext/>
+      <w:spacing w:after="280" w:line="240" w:lineRule="auto"/>
       <w:contextualSpacing/>
     </w:pPr>
     <w:rPr>
-      <w:rFonts w:asciiTheme="majorHAnsi" w:eastAsiaTheme="majorEastAsia" w:hAnsiTheme="majorHAnsi" w:cstheme="majorBidi"/>
-      <w:color w:val="17365D" w:themeColor="text2" w:themeShade="BF"/>
+      <w:rFonts w:asciiTheme="majorHAnsi" w:eastAsiaTheme="majorEastAsia" w:hAnsiTheme="majorHAnsi" w:cstheme="majorBidi" w:ascii="Arial" w:hAnsi="Arial"/>
+      <w:b/>
+      <w:color w:val="000000"/>
       <w:spacing w:val="5"/>
       <w:kern w:val="28"/>
-      <w:sz w:val="52"/>
+      <w:sz w:val="34"/>
       <w:szCs w:val="52"/>
     </w:rPr>
   </w:style>
@@ -1311,9 +1263,6 @@
     <w:qFormat/>
     <w:rsid w:val="00FC693F"/>
     <w:pPr>
-      <w:pBdr>
-        <w:bottom w:val="single" w:sz="4" w:space="4" w:color="4F81BD" w:themeColor="accent1"/>
-      </w:pBdr>
       <w:spacing w:before="200" w:after="280"/>
       <w:ind w:left="936" w:right="936"/>
     </w:pPr>
@@ -12164,18 +12113,6 @@
         <w:shd w:val="clear" w:color="auto" w:fill="FBCAA2" w:themeFill="accent6" w:themeFillTint="7F"/>
       </w:tcPr>
     </w:tblStylePr>
-  </w:style>
-  <w:style w:type="paragraph" w:customStyle="1" w:styleId="Moral">
-    <w:name w:val="Moral"/>
-    <w:basedOn w:val="Normal"/>
-    <w:pPr>
-      <w:spacing w:before="160" w:after="0" w:line="276" w:lineRule="auto"/>
-    </w:pPr>
-    <w:rPr>
-      <w:rFonts w:ascii="Arial" w:hAnsi="Arial" w:eastAsia="Arial"/>
-      <w:i/>
-      <w:sz w:val="22"/>
-    </w:rPr>
   </w:style>
 </w:styles>
 </file>

--- a/en/wisdom-stories/weeds-must-be-pulled-from-the-root.docx
+++ b/en/wisdom-stories/weeds-must-be-pulled-from-the-root.docx
@@ -7,13 +7,13 @@
         <w:pStyle w:val="Title"/>
       </w:pPr>
       <w:r>
-        <w:t>Pull Out the Roots</w:t>
+        <w:t>Weeds</w:t>
       </w:r>
     </w:p>
     <w:p>
       <w:pPr/>
       <w:r>
-        <w:t>During school holidays, we worked in our family garden. My late father wanted us to learn the value of effort, so he left us chores while he went to work. We watered the melons he had planted. For drinking water, we went to the well in our neighbor Uncle Aghasalim’s garden, since our own well water was unsuitable.</w:t>
+        <w:t>When we were schoolchildren, we spent the summer holidays with our family in our garden. My late father wanted to accustom us to hard work, so he left us chores while he went to work. We watered the melons he had planted. We carried drinking water from the well in our neighbor Uncle Aghasalim’s garden, since our own well water was unsuitable.</w:t>
       </w:r>
     </w:p>
     <w:p>
@@ -21,7 +21,7 @@
         <w:keepNext/>
       </w:pPr>
       <w:r>
-        <w:t>We learned to turn the soil and clear the weeds, but they kept coming back. One day, Father explained, “You must work deeper. Until you remove the roots, the job isn’t finished.”</w:t>
+        <w:t>We learned to turn the soil and clear the weeds, but they were not so easy to clear. One day, Father explained, “You must work deeper. Until you remove the roots, the job isn’t finished.”</w:t>
       </w:r>
     </w:p>
     <w:p>
@@ -34,11 +34,9 @@
         <w:rPr>
           <w:b/>
         </w:rPr>
-        <w:t>Moral:</w:t>
+        <w:t>Moral: Deal with the roots of a problem and a bad habit. Clearing away only what shows above the surface does not stop it from returning.</w:t>
       </w:r>
-      <w:r>
-        <w:t xml:space="preserve"> Deal with the roots of a problem or a bad habit. Clearing away only what shows above the surface does not stop it from returning.</w:t>
-      </w:r>
+      <w:r/>
     </w:p>
     <w:p>
       <w:pPr>
@@ -49,7 +47,7 @@
           <w:i/>
           <w:sz w:val="18"/>
         </w:rPr>
-        <w:t>Source: Publicly available internet sources.</w:t>
+        <w:t>Stories are taken from open Internet sources; illustrations were created with AI.</w:t>
       </w:r>
     </w:p>
     <w:sectPr>
